--- a/25063 ドライブスポット.docx
+++ b/25063 ドライブスポット.docx
@@ -118,7 +118,7 @@
     <w:p>
       <w:pPr>
         <w:rPr>
-          <w:rFonts w:ascii="ＭＳ Ｐ明朝" w:eastAsia="ＭＳ Ｐ明朝" w:hAnsi="ＭＳ Ｐ明朝" w:hint="eastAsia"/>
+          <w:rFonts w:ascii="ＭＳ Ｐ明朝" w:eastAsia="ＭＳ Ｐ明朝" w:hAnsi="ＭＳ Ｐ明朝"/>
         </w:rPr>
       </w:pPr>
       <w:r>
@@ -176,6 +176,19 @@
     <w:p>
       <w:pPr>
         <w:rPr>
+          <w:rFonts w:ascii="ＭＳ Ｐ明朝" w:eastAsia="ＭＳ Ｐ明朝" w:hAnsi="ＭＳ Ｐ明朝" w:hint="eastAsia"/>
+        </w:rPr>
+      </w:pPr>
+      <w:r>
+        <w:rPr>
+          <w:rFonts w:ascii="ＭＳ Ｐ明朝" w:eastAsia="ＭＳ Ｐ明朝" w:hAnsi="ＭＳ Ｐ明朝" w:hint="eastAsia"/>
+        </w:rPr>
+        <w:t>・景色みるのが好きな人</w:t>
+      </w:r>
+    </w:p>
+    <w:p>
+      <w:pPr>
+        <w:rPr>
           <w:rFonts w:ascii="ＭＳ Ｐ明朝" w:eastAsia="ＭＳ Ｐ明朝" w:hAnsi="ＭＳ Ｐ明朝"/>
         </w:rPr>
       </w:pPr>
@@ -429,6 +442,7 @@
         <w:rPr>
           <w:rFonts w:ascii="ＭＳ Ｐ明朝" w:eastAsia="ＭＳ Ｐ明朝" w:hAnsi="ＭＳ Ｐ明朝" w:hint="eastAsia"/>
         </w:rPr>
+        <w:lastRenderedPageBreak/>
         <w:t>制作案</w:t>
       </w:r>
     </w:p>
